--- a/regions/LME_035/Model_validation_35_412_Gulf_of_Thailande_(1963).docx
+++ b/regions/LME_035/Model_validation_35_412_Gulf_of_Thailande_(1963).docx
@@ -7,7 +7,7 @@
         <w:pStyle w:val="Title"/>
       </w:pPr>
       <w:r>
-        <w:t>Regional model validation record</w:t>
+        <w:t xml:space="preserve">Gulf of Thailand model validation</w:t>
       </w:r>
     </w:p>
     <w:tbl>
@@ -23,10 +23,8 @@
       </w:tblGrid>
       <w:tr>
         <w:trPr>
-          <w:cantSplit/>
           <w:tblHeader/>
           <w:tblHeader/>
-          <w:cantSplit/>
         </w:trPr>
         <w:tc>
           <w:tcPr>
@@ -94,10 +92,7 @@
         </w:tc>
       </w:tr>
       <w:tr>
-        <w:trPr>
-          <w:cantSplit/>
-          <w:cantSplit/>
-        </w:trPr>
+        <w:trPr/>
         <w:tc>
           <w:tcPr>
             <w:tcW w:type="dxa" w:w="2203"/>
@@ -170,10 +165,7 @@
         </w:tc>
       </w:tr>
       <w:tr>
-        <w:trPr>
-          <w:cantSplit/>
-          <w:cantSplit/>
-        </w:trPr>
+        <w:trPr/>
         <w:tc>
           <w:tcPr>
             <w:tcW w:type="dxa" w:w="2203"/>
@@ -228,10 +220,7 @@
               <w:spacing w:after="40" w:before="0" w:line="240" w:lineRule="auto"/>
             </w:pPr>
             <w:r>
-              <w:t>Sea Around Us v 50.1, local 1950–2019 catch; reference 2019 landings. All 247 exact taxon labels, including zero catch and unidentified categories.</w:t>
-            </w:r>
-            <w:r>
-              <w:t xml:space="preserve"> </w:t>
+              <w:t xml:space="preserve">Sea Around Us v50.1; local 1950–2019 catch; reference: 2019 landings. </w:t>
             </w:r>
             <w:hyperlink r:id="rId10">
               <w:r>
@@ -246,10 +235,7 @@
         </w:tc>
       </w:tr>
       <w:tr>
-        <w:trPr>
-          <w:cantSplit/>
-          <w:cantSplit/>
-        </w:trPr>
+        <w:trPr/>
         <w:tc>
           <w:tcPr>
             <w:tcW w:type="dxa" w:w="2203"/>
@@ -304,7 +290,7 @@
               <w:spacing w:after="40" w:before="0" w:line="240" w:lineRule="auto"/>
             </w:pPr>
             <w:r>
-              <w:t>Christensen, V.(1998). Fishery-induced changes in a marine ecosystem: insight from models of the Gulf of Thailand. Journal of Fish Biology 53(Suppl. A):128–142. Author full HTML read; original PDF unavailable.</w:t>
+              <w:t>Christensen, V. (1998). Fishery-induced changes in a marine ecosystem: insight from models of the Gulf of Thailand. Journal of Fish Biology 53 (Suppl. A): 128–142. Author full HTML read; original PDF unavailable.</w:t>
             </w:r>
             <w:r>
               <w:t xml:space="preserve"> </w:t>
@@ -346,10 +332,7 @@
         </w:tc>
       </w:tr>
       <w:tr>
-        <w:trPr>
-          <w:cantSplit/>
-          <w:cantSplit/>
-        </w:trPr>
+        <w:trPr/>
         <w:tc>
           <w:tcPr>
             <w:tcW w:type="dxa" w:w="2203"/>
@@ -404,7 +387,7 @@
               <w:spacing w:after="40" w:before="0" w:line="240" w:lineRule="auto"/>
             </w:pPr>
             <w:r>
-              <w:t>Pauly &amp; Christensen(1993), Stratified models of large marine ecosystems: application to the South China Sea — acknowledged 10–50 m Gulf predecessor. Vibunpant et al.(2003), Trophic model of the coastal fisheries ecosystem in the Gulf of Thailand — separate 40-group 1973 model. Premcharoen(2012), Mae Klong estuary — subregional alternative.</w:t>
+              <w:t>Pauly &amp; Christensen (1993), Stratified models of large marine ecosystems: application to the South China Sea — acknowledged 10–50 m Gulf predecessor. Vibunpant et al. (2003), Trophic model of the coastal fisheries ecosystem in the Gulf of Thailand — separate 40-group 1973 model. Premcharoen (2012), Mae Klong estuary — subregional alternative.</w:t>
             </w:r>
             <w:r>
               <w:t xml:space="preserve"> </w:t>
@@ -446,10 +429,7 @@
         </w:tc>
       </w:tr>
       <w:tr>
-        <w:trPr>
-          <w:cantSplit/>
-          <w:cantSplit/>
-        </w:trPr>
+        <w:trPr/>
         <w:tc>
           <w:tcPr>
             <w:tcW w:type="dxa" w:w="2203"/>
@@ -504,7 +484,7 @@
               <w:spacing w:after="40" w:before="0" w:line="240" w:lineRule="auto"/>
             </w:pPr>
             <w:r>
-              <w:t>35_412_Gulf_of_Thailande_(1963); scientific payload 1980 despite inherited 1963 filename. EcoBase 412 description and all 11 TableII biomass comparisons identify 1980.29 source ecological groups(+1 computational import);10–50 m shelf.</w:t>
+              <w:t>35_412_Gulf_of_Thailande_(1963); scientific payload 1980 despite inherited 1963 filename. EcoBase 412 description and all 11 Table II biomass comparisons identify 1980. 29 source ecological groups (+1 computational import); 10–50 m shelf.</w:t>
             </w:r>
             <w:r>
               <w:t xml:space="preserve"> </w:t>
@@ -534,10 +514,7 @@
         </w:tc>
       </w:tr>
       <w:tr>
-        <w:trPr>
-          <w:cantSplit/>
-          <w:cantSplit/>
-        </w:trPr>
+        <w:trPr/>
         <w:tc>
           <w:tcPr>
             <w:tcW w:type="dxa" w:w="2203"/>
@@ -594,7 +571,7 @@
               <w:spacing w:after="40" w:before="0" w:line="240" w:lineRule="auto"/>
             </w:pPr>
             <w:r>
-              <w:t>Article compares 1963 and 1980 baselines. Selected canonical file contains 1980; a separate verified complete 1963 parameter/diet set is not supplied.1993 predecessor and 1973 candidate have different group structures.</w:t>
+              <w:t>Article compares 1963 and 1980 baselines. Selected canonical file contains 1980; a separate verified complete 1963 parameter/diet set is not supplied. 1993 predecessor and 1973 candidate have different group structures.</w:t>
             </w:r>
           </w:p>
         </w:tc>
@@ -666,10 +643,7 @@
         </w:tc>
       </w:tr>
       <w:tr>
-        <w:trPr>
-          <w:cantSplit/>
-          <w:cantSplit/>
-        </w:trPr>
+        <w:trPr/>
         <w:tc>
           <w:tcPr>
             <w:tcW w:type="dxa" w:w="2203"/>
@@ -754,6 +728,184 @@
         </w:tc>
       </w:tr>
       <w:tr>
+        <w:trPr/>
+        <w:tc>
+          <w:tcPr>
+            <w:tcW w:type="dxa" w:w="2203"/>
+            <w:vAlign w:val="center"/>
+            <w:shd w:fill="FFFFFF"/>
+            <w:tcMar>
+              <w:top w:w="90" w:type="dxa"/>
+              <w:bottom w:w="90" w:type="dxa"/>
+              <w:left w:w="110" w:type="dxa"/>
+              <w:right w:w="110" w:type="dxa"/>
+            </w:tcMar>
+            <w:tcBorders>
+              <w:top w:val="single" w:sz="5" w:color="D9D9D9"/>
+              <w:left w:val="single" w:sz="5" w:color="D9D9D9"/>
+              <w:bottom w:val="single" w:sz="5" w:color="D9D9D9"/>
+              <w:right w:val="single" w:sz="5" w:color="D9D9D9"/>
+            </w:tcBorders>
+          </w:tcPr>
+          <w:p>
+            <w:pPr>
+              <w:spacing w:after="40"/>
+            </w:pPr>
+            <w:r>
+              <w:rPr>
+                <w:b/>
+                <w:sz w:val="21"/>
+              </w:rPr>
+              <w:t>GE diagnostics</w:t>
+            </w:r>
+          </w:p>
+        </w:tc>
+        <w:tc>
+          <w:tcPr>
+            <w:tcW w:type="dxa" w:w="7834"/>
+            <w:vAlign w:val="center"/>
+            <w:shd w:fill="FFFFFF"/>
+            <w:tcMar>
+              <w:top w:w="90" w:type="dxa"/>
+              <w:bottom w:w="90" w:type="dxa"/>
+              <w:left w:w="110" w:type="dxa"/>
+              <w:right w:w="110" w:type="dxa"/>
+            </w:tcMar>
+            <w:tcBorders>
+              <w:top w:val="single" w:sz="5" w:color="D9D9D9"/>
+              <w:left w:val="single" w:sz="5" w:color="D9D9D9"/>
+              <w:bottom w:val="single" w:sz="5" w:color="D9D9D9"/>
+              <w:right w:val="single" w:sz="5" w:color="D9D9D9"/>
+            </w:tcBorders>
+          </w:tcPr>
+          <w:p>
+            <w:pPr>
+              <w:spacing w:after="40" w:before="0" w:line="240" w:lineRule="auto"/>
+            </w:pPr>
+            <w:r>
+              <w:t xml:space="preserve">WARN: Jellyfish (18) and M. mammals (1) have EE = 0.</w:t>
+            </w:r>
+          </w:p>
+          <w:p>
+            <w:pPr>
+              <w:spacing w:after="40" w:before="0" w:line="240" w:lineRule="auto"/>
+            </w:pPr>
+            <w:r>
+              <w:t xml:space="preserve">No negative SPPR entries across the basal-source columns.</w:t>
+            </w:r>
+          </w:p>
+          <w:p>
+            <w:pPr>
+              <w:spacing w:after="40" w:before="0" w:line="240" w:lineRule="auto"/>
+            </w:pPr>
+            <w:r>
+              <w:t xml:space="preserve">rho_living = 0.2400</w:t>
+            </w:r>
+          </w:p>
+          <w:p>
+            <w:pPr>
+              <w:spacing w:after="40" w:before="0" w:line="240" w:lineRule="auto"/>
+            </w:pPr>
+            <w:r>
+              <w:t xml:space="preserve">b = 0.2712</w:t>
+            </w:r>
+          </w:p>
+          <w:p>
+            <w:pPr>
+              <w:spacing w:after="40" w:before="0" w:line="240" w:lineRule="auto"/>
+            </w:pPr>
+            <w:r>
+              <w:t xml:space="preserve">Detritus (29): SPPR = 2.5802</w:t>
+            </w:r>
+          </w:p>
+        </w:tc>
+      </w:tr>
+      <w:tr>
+        <w:trPr/>
+        <w:tc>
+          <w:tcPr>
+            <w:tcW w:type="dxa" w:w="2203"/>
+            <w:vAlign w:val="center"/>
+            <w:shd w:fill="FFFFFF"/>
+            <w:tcMar>
+              <w:top w:w="90" w:type="dxa"/>
+              <w:bottom w:w="90" w:type="dxa"/>
+              <w:left w:w="110" w:type="dxa"/>
+              <w:right w:w="110" w:type="dxa"/>
+            </w:tcMar>
+            <w:tcBorders>
+              <w:top w:val="single" w:sz="5" w:color="D9D9D9"/>
+              <w:left w:val="single" w:sz="5" w:color="D9D9D9"/>
+              <w:bottom w:val="single" w:sz="5" w:color="D9D9D9"/>
+              <w:right w:val="single" w:sz="5" w:color="D9D9D9"/>
+            </w:tcBorders>
+          </w:tcPr>
+          <w:p>
+            <w:pPr>
+              <w:spacing w:after="40"/>
+            </w:pPr>
+            <w:r>
+              <w:rPr>
+                <w:b/>
+                <w:sz w:val="21"/>
+              </w:rPr>
+              <w:t>TE diagnostics</w:t>
+            </w:r>
+          </w:p>
+        </w:tc>
+        <w:tc>
+          <w:tcPr>
+            <w:tcW w:type="dxa" w:w="7834"/>
+            <w:vAlign w:val="center"/>
+            <w:shd w:fill="FFFFFF"/>
+            <w:tcMar>
+              <w:top w:w="90" w:type="dxa"/>
+              <w:bottom w:w="90" w:type="dxa"/>
+              <w:left w:w="110" w:type="dxa"/>
+              <w:right w:w="110" w:type="dxa"/>
+            </w:tcMar>
+            <w:tcBorders>
+              <w:top w:val="single" w:sz="5" w:color="D9D9D9"/>
+              <w:left w:val="single" w:sz="5" w:color="D9D9D9"/>
+              <w:bottom w:val="single" w:sz="5" w:color="D9D9D9"/>
+              <w:right w:val="single" w:sz="5" w:color="D9D9D9"/>
+            </w:tcBorders>
+          </w:tcPr>
+          <w:p>
+            <w:pPr>
+              <w:spacing w:after="40" w:before="0" w:line="240" w:lineRule="auto"/>
+            </w:pPr>
+            <w:r>
+              <w:t xml:space="preserve">WARN: Jellyfish (18) and M. mammals (1) have EE = 0.</w:t>
+            </w:r>
+          </w:p>
+          <w:p>
+            <w:pPr>
+              <w:spacing w:after="40" w:before="0" w:line="240" w:lineRule="auto"/>
+            </w:pPr>
+            <w:r>
+              <w:t xml:space="preserve">No negative SPPR entries across the basal-source columns.</w:t>
+            </w:r>
+          </w:p>
+          <w:p>
+            <w:pPr>
+              <w:spacing w:after="40" w:before="0" w:line="240" w:lineRule="auto"/>
+            </w:pPr>
+            <w:r>
+              <w:t xml:space="preserve">rho_living = 0.6142</w:t>
+            </w:r>
+          </w:p>
+          <w:p>
+            <w:pPr>
+              <w:spacing w:after="40" w:before="0" w:line="240" w:lineRule="auto"/>
+            </w:pPr>
+            <w:r>
+              <w:t xml:space="preserve">Detritus (29): SPPR = 0.6600</w:t>
+            </w:r>
+          </w:p>
+        </w:tc>
+      </w:tr>
+      <w:tr>
         <w:trPr>
           <w:cantSplit/>
         </w:trPr>
@@ -834,236 +986,8 @@
           </w:p>
         </w:tc>
       </w:tr>
-    </w:tbl>
-    <w:p>
-      <w:pPr>
-        <w:spacing w:after="40" w:before="0" w:line="240" w:lineRule="auto"/>
-        <w:pageBreakBefore/>
-      </w:pPr>
-      <w:r>
-        <w:rPr>
-          <w:rFonts w:ascii="Calibri" w:hAnsi="Calibri"/>
-          <w:sz w:val="2"/>
-          <w:color w:val="000000"/>
-        </w:rPr>
-      </w:r>
-    </w:p>
-    <w:tbl>
-      <w:tblPr>
-        <w:tblW w:type="auto" w:w="0"/>
-        <w:jc w:val="center"/>
-        <w:tblLayout w:type="fixed"/>
-        <w:tblLook w:firstColumn="1" w:firstRow="1" w:lastColumn="0" w:lastRow="0" w:noHBand="0" w:noVBand="1" w:val="04A0"/>
-      </w:tblPr>
-      <w:tblGrid>
-        <w:gridCol w:w="2203"/>
-        <w:gridCol w:w="7834"/>
-      </w:tblGrid>
       <w:tr>
-        <w:trPr>
-          <w:cantSplit/>
-          <w:tblHeader/>
-          <w:tblHeader/>
-          <w:cantSplit/>
-        </w:trPr>
-        <w:tc>
-          <w:tcPr>
-            <w:tcW w:type="dxa" w:w="2203"/>
-            <w:vAlign w:val="center"/>
-            <w:shd w:fill="E5ECF0"/>
-            <w:tcMar>
-              <w:top w:w="90" w:type="dxa"/>
-              <w:bottom w:w="90" w:type="dxa"/>
-              <w:left w:w="110" w:type="dxa"/>
-              <w:right w:w="110" w:type="dxa"/>
-            </w:tcMar>
-            <w:tcBorders>
-              <w:top w:val="single" w:sz="5" w:color="D9D9D9"/>
-              <w:left w:val="single" w:sz="5" w:color="D9D9D9"/>
-              <w:bottom w:val="single" w:sz="5" w:color="D9D9D9"/>
-              <w:right w:val="single" w:sz="5" w:color="D9D9D9"/>
-            </w:tcBorders>
-          </w:tcPr>
-          <w:p>
-            <w:pPr>
-              <w:spacing w:after="40"/>
-            </w:pPr>
-            <w:r>
-              <w:rPr>
-                <w:b/>
-                <w:sz w:val="21"/>
-              </w:rPr>
-              <w:t>Field</w:t>
-            </w:r>
-          </w:p>
-        </w:tc>
-        <w:tc>
-          <w:tcPr>
-            <w:tcW w:type="dxa" w:w="7834"/>
-            <w:vAlign w:val="center"/>
-            <w:shd w:fill="E5ECF0"/>
-            <w:tcMar>
-              <w:top w:w="90" w:type="dxa"/>
-              <w:bottom w:w="90" w:type="dxa"/>
-              <w:left w:w="110" w:type="dxa"/>
-              <w:right w:w="110" w:type="dxa"/>
-            </w:tcMar>
-            <w:tcBorders>
-              <w:top w:val="single" w:sz="5" w:color="D9D9D9"/>
-              <w:left w:val="single" w:sz="5" w:color="D9D9D9"/>
-              <w:bottom w:val="single" w:sz="5" w:color="D9D9D9"/>
-              <w:right w:val="single" w:sz="5" w:color="D9D9D9"/>
-            </w:tcBorders>
-          </w:tcPr>
-          <w:p>
-            <w:pPr>
-              <w:spacing w:after="40" w:before="0" w:line="240" w:lineRule="auto"/>
-            </w:pPr>
-            <w:r>
-              <w:rPr>
-                <w:rFonts w:ascii="Calibri" w:hAnsi="Calibri"/>
-                <w:sz w:val="21"/>
-                <w:color w:val="000000"/>
-                <w:b/>
-              </w:rPr>
-              <w:t>Entry</w:t>
-            </w:r>
-          </w:p>
-        </w:tc>
-      </w:tr>
-      <w:tr>
-        <w:trPr>
-          <w:cantSplit/>
-          <w:cantSplit/>
-        </w:trPr>
-        <w:tc>
-          <w:tcPr>
-            <w:tcW w:type="dxa" w:w="2203"/>
-            <w:vAlign w:val="center"/>
-            <w:shd w:fill="FFFFFF"/>
-            <w:tcMar>
-              <w:top w:w="90" w:type="dxa"/>
-              <w:bottom w:w="90" w:type="dxa"/>
-              <w:left w:w="110" w:type="dxa"/>
-              <w:right w:w="110" w:type="dxa"/>
-            </w:tcMar>
-            <w:tcBorders>
-              <w:top w:val="single" w:sz="5" w:color="D9D9D9"/>
-              <w:left w:val="single" w:sz="5" w:color="D9D9D9"/>
-              <w:bottom w:val="single" w:sz="5" w:color="D9D9D9"/>
-              <w:right w:val="single" w:sz="5" w:color="D9D9D9"/>
-            </w:tcBorders>
-          </w:tcPr>
-          <w:p>
-            <w:pPr>
-              <w:spacing w:after="40"/>
-            </w:pPr>
-            <w:r>
-              <w:rPr>
-                <w:b/>
-                <w:sz w:val="21"/>
-              </w:rPr>
-              <w:t>GE diagnostics</w:t>
-            </w:r>
-          </w:p>
-        </w:tc>
-        <w:tc>
-          <w:tcPr>
-            <w:tcW w:type="dxa" w:w="7834"/>
-            <w:vAlign w:val="center"/>
-            <w:shd w:fill="FFFFFF"/>
-            <w:tcMar>
-              <w:top w:w="90" w:type="dxa"/>
-              <w:bottom w:w="90" w:type="dxa"/>
-              <w:left w:w="110" w:type="dxa"/>
-              <w:right w:w="110" w:type="dxa"/>
-            </w:tcMar>
-            <w:tcBorders>
-              <w:top w:val="single" w:sz="5" w:color="D9D9D9"/>
-              <w:left w:val="single" w:sz="5" w:color="D9D9D9"/>
-              <w:bottom w:val="single" w:sz="5" w:color="D9D9D9"/>
-              <w:right w:val="single" w:sz="5" w:color="D9D9D9"/>
-            </w:tcBorders>
-          </w:tcPr>
-          <w:p>
-            <w:pPr>
-              <w:spacing w:after="40" w:before="0" w:line="240" w:lineRule="auto"/>
-            </w:pPr>
-            <w:r>
-              <w:t>No negative source SPPR entries; WARN retained. rho_living=0.24000000; b=0.27122037; Detritus(29) SPPR=2.58019597.</w:t>
-            </w:r>
-          </w:p>
-        </w:tc>
-      </w:tr>
-      <w:tr>
-        <w:trPr>
-          <w:cantSplit/>
-          <w:cantSplit/>
-        </w:trPr>
-        <w:tc>
-          <w:tcPr>
-            <w:tcW w:type="dxa" w:w="2203"/>
-            <w:vAlign w:val="center"/>
-            <w:shd w:fill="FFFFFF"/>
-            <w:tcMar>
-              <w:top w:w="90" w:type="dxa"/>
-              <w:bottom w:w="90" w:type="dxa"/>
-              <w:left w:w="110" w:type="dxa"/>
-              <w:right w:w="110" w:type="dxa"/>
-            </w:tcMar>
-            <w:tcBorders>
-              <w:top w:val="single" w:sz="5" w:color="D9D9D9"/>
-              <w:left w:val="single" w:sz="5" w:color="D9D9D9"/>
-              <w:bottom w:val="single" w:sz="5" w:color="D9D9D9"/>
-              <w:right w:val="single" w:sz="5" w:color="D9D9D9"/>
-            </w:tcBorders>
-          </w:tcPr>
-          <w:p>
-            <w:pPr>
-              <w:spacing w:after="40"/>
-            </w:pPr>
-            <w:r>
-              <w:rPr>
-                <w:b/>
-                <w:sz w:val="21"/>
-              </w:rPr>
-              <w:t>TE diagnostics</w:t>
-            </w:r>
-          </w:p>
-        </w:tc>
-        <w:tc>
-          <w:tcPr>
-            <w:tcW w:type="dxa" w:w="7834"/>
-            <w:vAlign w:val="center"/>
-            <w:shd w:fill="FFFFFF"/>
-            <w:tcMar>
-              <w:top w:w="90" w:type="dxa"/>
-              <w:bottom w:w="90" w:type="dxa"/>
-              <w:left w:w="110" w:type="dxa"/>
-              <w:right w:w="110" w:type="dxa"/>
-            </w:tcMar>
-            <w:tcBorders>
-              <w:top w:val="single" w:sz="5" w:color="D9D9D9"/>
-              <w:left w:val="single" w:sz="5" w:color="D9D9D9"/>
-              <w:bottom w:val="single" w:sz="5" w:color="D9D9D9"/>
-              <w:right w:val="single" w:sz="5" w:color="D9D9D9"/>
-            </w:tcBorders>
-          </w:tcPr>
-          <w:p>
-            <w:pPr>
-              <w:spacing w:after="40" w:before="0" w:line="240" w:lineRule="auto"/>
-            </w:pPr>
-            <w:r>
-              <w:t>No negative source SPPR entries; WARN retained. rho_living=0.61423859; Detritus(29) SPPR=0.66004967.</w:t>
-            </w:r>
-          </w:p>
-        </w:tc>
-      </w:tr>
-      <w:tr>
-        <w:trPr>
-          <w:cantSplit/>
-          <w:cantSplit/>
-        </w:trPr>
+        <w:trPr/>
         <w:tc>
           <w:tcPr>
             <w:tcW w:type="dxa" w:w="2203"/>
@@ -1118,20 +1042,29 @@
               <w:spacing w:after="40" w:before="0" w:line="240" w:lineRule="auto"/>
             </w:pPr>
             <w:r>
-              <w:t>A. Focal 10–50 m study fraction: unavailable from the accessible source geometry.</w:t>
-              <w:br/>
-              <w:t>B. Focal study fraction within LME: unavailable.</w:t>
-              <w:br/>
-              <w:t>Context only: bounded 0–50 m lineage trace A≈26.5%, B≈91%; reported larger shallowband/target≈38.7%. These do not establish focal coverage.</w:t>
+              <w:t xml:space="preserve">A. Region covered by the focal 10–50 m study: not determined.</w:t>
+            </w:r>
+          </w:p>
+          <w:p>
+            <w:pPr>
+              <w:spacing w:after="40" w:before="0" w:line="240" w:lineRule="auto"/>
+            </w:pPr>
+            <w:r>
+              <w:t xml:space="preserve">B. Focal study area covered by the region: not determined.</w:t>
+            </w:r>
+          </w:p>
+          <w:p>
+            <w:pPr>
+              <w:spacing w:after="40" w:before="0" w:line="240" w:lineRule="auto"/>
+            </w:pPr>
+            <w:r>
+              <w:t xml:space="preserve">The original focal boundary is unavailable; the contextual estimates are shown with the figures below.</w:t>
             </w:r>
           </w:p>
         </w:tc>
       </w:tr>
       <w:tr>
-        <w:trPr>
-          <w:cantSplit/>
-          <w:cantSplit/>
-        </w:trPr>
+        <w:trPr/>
         <w:tc>
           <w:tcPr>
             <w:tcW w:type="dxa" w:w="2203"/>
@@ -1192,10 +1125,7 @@
         </w:tc>
       </w:tr>
       <w:tr>
-        <w:trPr>
-          <w:cantSplit/>
-          <w:cantSplit/>
-        </w:trPr>
+        <w:trPr/>
         <w:tc>
           <w:tcPr>
             <w:tcW w:type="dxa" w:w="2203"/>
@@ -1250,7 +1180,7 @@
               <w:spacing w:after="40" w:before="0" w:line="240" w:lineRule="auto"/>
             </w:pPr>
             <w:r>
-              <w:t>GE, TE and With Egestion remain WARN. TE repairs consumed-production routing for twoEE 0 groups (marine mammals, jellyfish) under accepted runtime settings. All 270 direct source entries are finite/nonnegative, including unfished groups; six symbolic methods remain failed. Source fidelity and spatial/temporal application limits remain.</w:t>
+              <w:t>GE, TE and With Egestion remain WARN. TE repairs consumed-production routing for two EE = 0 groups (marine mammals, jellyfish) under accepted runtime settings. All 270 direct source entries are finite/nonnegative, including unfished groups; six symbolic methods remain failed. Source fidelity and spatial/temporal application limits remain.</w:t>
             </w:r>
             <w:r>
               <w:t xml:space="preserve"> </w:t>
@@ -1411,6 +1341,11 @@
       </w:tr>
     </w:tbl>
     <w:p>
+      <w:r>
+        <w:br w:type="page"/>
+      </w:r>
+    </w:p>
+    <w:p>
       <w:pPr>
         <w:keepNext/>
         <w:pageBreakBefore/>
@@ -1433,7 +1368,7 @@
         <w:spacing w:after="120"/>
       </w:pPr>
       <w:r>
-        <w:t>Reference:2019 landings; all exact taxon labels, including zero catch and unidentified categories; no group filter.</w:t>
+        <w:t xml:space="preserve">Reference: 2019 landings; all taxon labels, including zero catch and unidentified categories; no group filter.</w:t>
       </w:r>
     </w:p>
     <w:p>
@@ -1443,7 +1378,7 @@
         <w:spacing w:after="120"/>
       </w:pPr>
       <w:r>
-        <w:t>29 source ecological groups(+1 computational import);247 catch taxa.</w:t>
+        <w:t xml:space="preserve">29 source ecological groups (+1 computational import); 247 catch taxa.</w:t>
       </w:r>
     </w:p>
     <w:p>
@@ -1463,7 +1398,7 @@
         <w:spacing w:after="120"/>
       </w:pPr>
       <w:r>
-        <w:t>33 labels lack an assigned classic coefficient; all have zero 2019 landings and zero annual PPR. Missing TL/coefficient stays ?, without an invented value.</w:t>
+        <w:t xml:space="preserve">33 labels lack a classic TL/coefficient; all have zero 2019 landings and contribute zero annual PPR.</w:t>
       </w:r>
     </w:p>
     <w:p>
@@ -1473,7 +1408,7 @@
         <w:spacing w:after="120"/>
       </w:pPr>
       <w:r>
-        <w:t>Method: independent simple trophic chain using protected taxon coefficients; carbon conversion/9 once.</w:t>
+        <w:t xml:space="preserve">Method: independent simple trophic chain.</w:t>
       </w:r>
     </w:p>
     <w:p>
@@ -1551,7 +1486,7 @@
                 <w:color w:val="000000"/>
                 <w:sz w:val="20"/>
               </w:rPr>
-              <w:t>Overall confidence</w:t>
+              <w:t xml:space="preserve">Overall confidence</w:t>
             </w:r>
           </w:p>
         </w:tc>
@@ -1584,7 +1519,7 @@
                 <w:color w:val="000000"/>
                 <w:sz w:val="20"/>
               </w:rPr>
-              <w:t>Taxa</w:t>
+              <w:t xml:space="preserve">Taxa (n)</w:t>
             </w:r>
           </w:p>
         </w:tc>
@@ -1617,7 +1552,7 @@
                 <w:color w:val="000000"/>
                 <w:sz w:val="20"/>
               </w:rPr>
-              <w:t>Catch percentage</w:t>
+              <w:t xml:space="preserve">Catch (%)</w:t>
             </w:r>
           </w:p>
         </w:tc>
@@ -1650,7 +1585,7 @@
                 <w:color w:val="000000"/>
                 <w:sz w:val="20"/>
               </w:rPr>
-              <w:t>PPR percentage</w:t>
+              <w:t xml:space="preserve">Simple-chain PPR (%)</w:t>
             </w:r>
           </w:p>
         </w:tc>
@@ -1736,7 +1671,7 @@
               <w:jc w:val="center"/>
             </w:pPr>
             <w:r>
-              <w:t>51.1938%</w:t>
+              <w:t>51%</w:t>
             </w:r>
           </w:p>
         </w:tc>
@@ -1763,7 +1698,7 @@
               <w:jc w:val="center"/>
             </w:pPr>
             <w:r>
-              <w:t>32.6805%</w:t>
+              <w:t>33%</w:t>
             </w:r>
           </w:p>
         </w:tc>
@@ -1849,7 +1784,7 @@
               <w:jc w:val="center"/>
             </w:pPr>
             <w:r>
-              <w:t>27.1916%</w:t>
+              <w:t>27%</w:t>
             </w:r>
           </w:p>
         </w:tc>
@@ -1876,7 +1811,7 @@
               <w:jc w:val="center"/>
             </w:pPr>
             <w:r>
-              <w:t>44.7927%</w:t>
+              <w:t>45%</w:t>
             </w:r>
           </w:p>
         </w:tc>
@@ -1962,7 +1897,7 @@
               <w:jc w:val="center"/>
             </w:pPr>
             <w:r>
-              <w:t>8.6653%</w:t>
+              <w:t>8.7%</w:t>
             </w:r>
           </w:p>
         </w:tc>
@@ -1989,7 +1924,7 @@
               <w:jc w:val="center"/>
             </w:pPr>
             <w:r>
-              <w:t>10.5229%</w:t>
+              <w:t>11%</w:t>
             </w:r>
           </w:p>
         </w:tc>
@@ -2075,7 +2010,7 @@
               <w:jc w:val="center"/>
             </w:pPr>
             <w:r>
-              <w:t>12.9493%</w:t>
+              <w:t>13%</w:t>
             </w:r>
           </w:p>
         </w:tc>
@@ -2102,7 +2037,7 @@
               <w:jc w:val="center"/>
             </w:pPr>
             <w:r>
-              <w:t>12.0040%</w:t>
+              <w:t>12%</w:t>
             </w:r>
           </w:p>
         </w:tc>
@@ -2188,7 +2123,7 @@
               <w:jc w:val="center"/>
             </w:pPr>
             <w:r>
-              <w:t>0.0000%</w:t>
+              <w:t>0%</w:t>
             </w:r>
           </w:p>
         </w:tc>
@@ -2215,7 +2150,7 @@
               <w:jc w:val="center"/>
             </w:pPr>
             <w:r>
-              <w:t>0.0000%</w:t>
+              <w:t>0%</w:t>
             </w:r>
           </w:p>
         </w:tc>
@@ -2234,7 +2169,7 @@
           <w:color w:val="000000"/>
           <w:sz w:val="21"/>
         </w:rPr>
-        <w:t>The summary uses the weaker required membership or allocation confidence. The following tables show each component separately.</w:t>
+        <w:t xml:space="preserve">Overall confidence uses the weaker required membership or allocation component.</w:t>
       </w:r>
     </w:p>
     <w:p>
@@ -2451,7 +2386,7 @@
               <w:jc w:val="center"/>
             </w:pPr>
             <w:r>
-              <w:t>26.3836%</w:t>
+              <w:t>26%</w:t>
             </w:r>
           </w:p>
         </w:tc>
@@ -2537,7 +2472,7 @@
               <w:jc w:val="center"/>
             </w:pPr>
             <w:r>
-              <w:t>20.4005%</w:t>
+              <w:t>20%</w:t>
             </w:r>
           </w:p>
         </w:tc>
@@ -2623,7 +2558,7 @@
               <w:jc w:val="center"/>
             </w:pPr>
             <w:r>
-              <w:t>18.8441%</w:t>
+              <w:t>19%</w:t>
             </w:r>
           </w:p>
         </w:tc>
@@ -2709,7 +2644,7 @@
               <w:jc w:val="center"/>
             </w:pPr>
             <w:r>
-              <w:t>16.0401%</w:t>
+              <w:t>16%</w:t>
             </w:r>
           </w:p>
         </w:tc>
@@ -2795,7 +2730,7 @@
               <w:jc w:val="center"/>
             </w:pPr>
             <w:r>
-              <w:t>11.7371%</w:t>
+              <w:t>12%</w:t>
             </w:r>
           </w:p>
         </w:tc>
@@ -2881,7 +2816,7 @@
               <w:jc w:val="center"/>
             </w:pPr>
             <w:r>
-              <w:t>6.0025%</w:t>
+              <w:t>6.0%</w:t>
             </w:r>
           </w:p>
         </w:tc>
@@ -2967,7 +2902,7 @@
               <w:jc w:val="center"/>
             </w:pPr>
             <w:r>
-              <w:t>0.2692%</w:t>
+              <w:t>0.27%</w:t>
             </w:r>
           </w:p>
         </w:tc>
@@ -3053,7 +2988,7 @@
               <w:jc w:val="center"/>
             </w:pPr>
             <w:r>
-              <w:t>0.2669%</w:t>
+              <w:t>0.27%</w:t>
             </w:r>
           </w:p>
         </w:tc>
@@ -3139,7 +3074,7 @@
               <w:jc w:val="center"/>
             </w:pPr>
             <w:r>
-              <w:t>0.0561%</w:t>
+              <w:t>0.056%</w:t>
             </w:r>
           </w:p>
         </w:tc>
@@ -3160,7 +3095,7 @@
             <w:color w:val="0563C1"/>
             <w:u w:val="single"/>
           </w:rPr>
-          <w:t>focalp130 and identity</w:t>
+          <w:t>Christensen (1998), p.130 and model identity</w:t>
         </w:r>
       </w:hyperlink>
       <w:r>
@@ -3172,7 +3107,7 @@
             <w:color w:val="0563C1"/>
             <w:u w:val="single"/>
           </w:rPr>
-          <w:t>predecessor Table2</w:t>
+          <w:t>Pauly &amp; Christensen (1993), Table 2</w:t>
         </w:r>
       </w:hyperlink>
       <w:r>
@@ -3402,7 +3337,7 @@
               <w:jc w:val="center"/>
             </w:pPr>
             <w:r>
-              <w:t>66.3184%</w:t>
+              <w:t>66%</w:t>
             </w:r>
           </w:p>
         </w:tc>
@@ -3488,7 +3423,7 @@
               <w:jc w:val="center"/>
             </w:pPr>
             <w:r>
-              <w:t>23.2148%</w:t>
+              <w:t>23%</w:t>
             </w:r>
           </w:p>
         </w:tc>
@@ -3574,7 +3509,7 @@
               <w:jc w:val="center"/>
             </w:pPr>
             <w:r>
-              <w:t>10.4668%</w:t>
+              <w:t>10%</w:t>
             </w:r>
           </w:p>
         </w:tc>
@@ -3587,7 +3522,7 @@
         <w:spacing w:after="120"/>
       </w:pPr>
       <w:r>
-        <w:t xml:space="preserve">Percentages are simple-chain PPR shares of taxa using each rule. Accepted 48 stage fractions remain unchanged. Revised broad candidate sets use complete model export proportions; historical identified-catch fractions with unchanged candidates remain at Low because donor country/gear/composition differ. No compatible observed stage-mass partitions were located. </w:t>
+        <w:t xml:space="preserve">Each percentage is the independent simple-chain PPR associated with taxa using that rule. The 1980 model-catch proportions, including zero candidates, are fixed composition proxies. Historical identified-catch proxies remain Low because donor populations and gear differ. </w:t>
       </w:r>
       <w:hyperlink r:id="rId25">
         <w:r>
@@ -3606,7 +3541,7 @@
         <w:spacing w:after="120"/>
       </w:pPr>
       <w:r>
-        <w:t xml:space="preserve">Unresolved: none. Very low: 34 labels contribute 12.9493% of landings and 12.0040% of simple-chain PPR. Broad fish/invertebrate residual composition, historical serranid and carangid concepts, coastal herbivore/trashfish analogues and nine billfish rely on explicit assumptions. Billfish use the acknowledged predecessor large-pelagic connection to focal Tuna, with narrowed coastal taxonomy and depth limits. All affected taxa appear in the linked appendix. Model-method shares differ: Very low contributes 14.12% of GE, 12.01% of TE and 13.86% of With Egestion all-source PPR; Carangidae alone contributes 7.93% of GE. </w:t>
+        <w:t xml:space="preserve">Unresolved taxa: none. The 34 Very low decisions cover 12.9493% of landings and 12.0040% of simple-chain PPR. Their specific uncertainties appear below. Very low decisions contribute 14.12% of GE, 12.01% of TE and 13.86% of With Egestion all-source PPR; Carangidae alone contributes 7.93% of GE. </w:t>
       </w:r>
       <w:hyperlink r:id="rId26">
         <w:r>
@@ -3617,6 +3552,980 @@
           <w:t>Method-specific exposure</w:t>
         </w:r>
       </w:hyperlink>
+    </w:p>
+    <w:p>
+      <w:pPr>
+        <w:keepNext/>
+        <w:pageBreakBefore w:val="0"/>
+        <w:spacing w:after="120"/>
+      </w:pPr>
+      <w:r>
+        <w:rPr>
+          <w:rFonts w:ascii="Calibri" w:hAnsi="Calibri"/>
+          <w:b/>
+          <w:color w:val="000000"/>
+          <w:sz w:val="23"/>
+        </w:rPr>
+        <w:t xml:space="preserve">Very low decisions</w:t>
+      </w:r>
+    </w:p>
+    <w:tbl>
+      <w:tblPr>
+        <w:tblW w:type="auto" w:w="0"/>
+        <w:jc w:val="center"/>
+        <w:tblLayout w:type="fixed"/>
+        <w:tblLook w:firstColumn="1" w:firstRow="1" w:lastColumn="0" w:lastRow="0" w:noHBand="0" w:noVBand="1" w:val="04A0"/>
+      </w:tblPr>
+      <w:tblGrid>
+        <w:gridCol w:w="3298"/>
+        <w:gridCol w:w="6710"/>
+      </w:tblGrid>
+      <w:tr>
+        <w:trPr>
+          <w:cantSplit/>
+          <w:tblHeader/>
+        </w:trPr>
+        <w:tc>
+          <w:tcPr>
+            <w:tcW w:type="dxa" w:w="3298"/>
+            <w:vAlign w:val="center"/>
+            <w:shd w:fill="E5ECF0"/>
+            <w:tcMar>
+              <w:top w:w="90" w:type="dxa"/>
+              <w:bottom w:w="90" w:type="dxa"/>
+              <w:left w:w="110" w:type="dxa"/>
+              <w:right w:w="110" w:type="dxa"/>
+            </w:tcMar>
+            <w:tcBorders>
+              <w:top w:val="single" w:sz="5" w:color="D9D9D9"/>
+              <w:left w:val="single" w:sz="5" w:color="D9D9D9"/>
+              <w:bottom w:val="single" w:sz="5" w:color="D9D9D9"/>
+              <w:right w:val="single" w:sz="5" w:color="D9D9D9"/>
+            </w:tcBorders>
+          </w:tcPr>
+          <w:p>
+            <w:pPr>
+              <w:spacing w:after="40"/>
+            </w:pPr>
+            <w:r>
+              <w:rPr>
+                <w:rFonts w:ascii="Calibri" w:hAnsi="Calibri"/>
+                <w:b/>
+                <w:sz w:val="21"/>
+              </w:rPr>
+              <w:t>Affected taxa</w:t>
+            </w:r>
+          </w:p>
+        </w:tc>
+        <w:tc>
+          <w:tcPr>
+            <w:tcW w:type="dxa" w:w="6710"/>
+            <w:vAlign w:val="center"/>
+            <w:shd w:fill="E5ECF0"/>
+            <w:tcMar>
+              <w:top w:w="90" w:type="dxa"/>
+              <w:bottom w:w="90" w:type="dxa"/>
+              <w:left w:w="110" w:type="dxa"/>
+              <w:right w:w="110" w:type="dxa"/>
+            </w:tcMar>
+            <w:tcBorders>
+              <w:top w:val="single" w:sz="5" w:color="D9D9D9"/>
+              <w:left w:val="single" w:sz="5" w:color="D9D9D9"/>
+              <w:bottom w:val="single" w:sz="5" w:color="D9D9D9"/>
+              <w:right w:val="single" w:sz="5" w:color="D9D9D9"/>
+            </w:tcBorders>
+          </w:tcPr>
+          <w:p>
+            <w:pPr>
+              <w:spacing w:after="40"/>
+            </w:pPr>
+            <w:r>
+              <w:rPr>
+                <w:rFonts w:ascii="Calibri" w:hAnsi="Calibri"/>
+                <w:b/>
+                <w:sz w:val="21"/>
+              </w:rPr>
+              <w:t>Why confidence is very low</w:t>
+            </w:r>
+          </w:p>
+        </w:tc>
+      </w:tr>
+      <w:tr>
+        <w:trPr>
+          <w:cantSplit/>
+        </w:trPr>
+        <w:tc>
+          <w:tcPr>
+            <w:tcW w:type="dxa" w:w="3298"/>
+            <w:vAlign w:val="center"/>
+            <w:shd w:fill="FFFFFF"/>
+            <w:tcMar>
+              <w:top w:w="90" w:type="dxa"/>
+              <w:bottom w:w="90" w:type="dxa"/>
+              <w:left w:w="110" w:type="dxa"/>
+              <w:right w:w="110" w:type="dxa"/>
+            </w:tcMar>
+            <w:tcBorders>
+              <w:top w:val="single" w:sz="5" w:color="D9D9D9"/>
+              <w:left w:val="single" w:sz="5" w:color="D9D9D9"/>
+              <w:bottom w:val="single" w:sz="5" w:color="D9D9D9"/>
+              <w:right w:val="single" w:sz="5" w:color="D9D9D9"/>
+            </w:tcBorders>
+          </w:tcPr>
+          <w:p>
+            <w:pPr>
+              <w:spacing w:after="40"/>
+            </w:pPr>
+            <w:r>
+              <w:rPr>
+                <w:rFonts w:ascii="Calibri" w:hAnsi="Calibri"/>
+                <w:sz w:val="21"/>
+              </w:rPr>
+              <w:t xml:space="preserve">Carangidae</w:t>
+            </w:r>
+          </w:p>
+        </w:tc>
+        <w:tc>
+          <w:tcPr>
+            <w:tcW w:type="dxa" w:w="6710"/>
+            <w:vAlign w:val="center"/>
+            <w:shd w:fill="FFFFFF"/>
+            <w:tcMar>
+              <w:top w:w="90" w:type="dxa"/>
+              <w:bottom w:w="90" w:type="dxa"/>
+              <w:left w:w="110" w:type="dxa"/>
+              <w:right w:w="110" w:type="dxa"/>
+            </w:tcMar>
+            <w:tcBorders>
+              <w:top w:val="single" w:sz="5" w:color="D9D9D9"/>
+              <w:left w:val="single" w:sz="5" w:color="D9D9D9"/>
+              <w:bottom w:val="single" w:sz="5" w:color="D9D9D9"/>
+              <w:right w:val="single" w:sz="5" w:color="D9D9D9"/>
+            </w:tcBorders>
+          </w:tcPr>
+          <w:p>
+            <w:pPr>
+              <w:spacing w:after="40"/>
+            </w:pPr>
+            <w:r>
+              <w:rPr>
+                <w:rFonts w:ascii="Calibri" w:hAnsi="Calibri"/>
+                <w:sz w:val="21"/>
+              </w:rPr>
+              <w:t xml:space="preserve">Scad explicitly includes Decapterus; larger predators use the large-piscivore stage pair as an analogue. The reported jacks/pompanos mixture is unknown. Model-catch proportions assume fixed 1980 composition.</w:t>
+            </w:r>
+          </w:p>
+        </w:tc>
+      </w:tr>
+      <w:tr>
+        <w:trPr>
+          <w:cantSplit/>
+        </w:trPr>
+        <w:tc>
+          <w:tcPr>
+            <w:tcW w:type="dxa" w:w="3298"/>
+            <w:vAlign w:val="center"/>
+            <w:shd w:fill="FFFFFF"/>
+            <w:tcMar>
+              <w:top w:w="90" w:type="dxa"/>
+              <w:bottom w:w="90" w:type="dxa"/>
+              <w:left w:w="110" w:type="dxa"/>
+              <w:right w:w="110" w:type="dxa"/>
+            </w:tcMar>
+            <w:tcBorders>
+              <w:top w:val="single" w:sz="5" w:color="D9D9D9"/>
+              <w:left w:val="single" w:sz="5" w:color="D9D9D9"/>
+              <w:bottom w:val="single" w:sz="5" w:color="D9D9D9"/>
+              <w:right w:val="single" w:sz="5" w:color="D9D9D9"/>
+            </w:tcBorders>
+          </w:tcPr>
+          <w:p>
+            <w:pPr>
+              <w:spacing w:after="40"/>
+            </w:pPr>
+            <w:r>
+              <w:rPr>
+                <w:rFonts w:ascii="Calibri" w:hAnsi="Calibri"/>
+                <w:sz w:val="21"/>
+              </w:rPr>
+              <w:t xml:space="preserve">Marine fishes not identified</w:t>
+            </w:r>
+          </w:p>
+        </w:tc>
+        <w:tc>
+          <w:tcPr>
+            <w:tcW w:type="dxa" w:w="6710"/>
+            <w:vAlign w:val="center"/>
+            <w:shd w:fill="FFFFFF"/>
+            <w:tcMar>
+              <w:top w:w="90" w:type="dxa"/>
+              <w:bottom w:w="90" w:type="dxa"/>
+              <w:left w:w="110" w:type="dxa"/>
+              <w:right w:w="110" w:type="dxa"/>
+            </w:tcMar>
+            <w:tcBorders>
+              <w:top w:val="single" w:sz="5" w:color="D9D9D9"/>
+              <w:left w:val="single" w:sz="5" w:color="D9D9D9"/>
+              <w:bottom w:val="single" w:sz="5" w:color="D9D9D9"/>
+              <w:right w:val="single" w:sz="5" w:color="D9D9D9"/>
+            </w:tcBorders>
+          </w:tcPr>
+          <w:p>
+            <w:pPr>
+              <w:spacing w:after="40"/>
+            </w:pPr>
+            <w:r>
+              <w:rPr>
+                <w:rFonts w:ascii="Calibri" w:hAnsi="Calibri"/>
+                <w:sz w:val="21"/>
+              </w:rPr>
+              <w:t xml:space="preserve">Unidentified bony fish may span named, residual and juvenile pools. Separate reported categories do not establish exclusions; species and stage composition is unknown. Model-catch proportions are a fixed 1980 proxy.</w:t>
+            </w:r>
+          </w:p>
+        </w:tc>
+      </w:tr>
+      <w:tr>
+        <w:trPr>
+          <w:cantSplit/>
+        </w:trPr>
+        <w:tc>
+          <w:tcPr>
+            <w:tcW w:type="dxa" w:w="3298"/>
+            <w:vAlign w:val="center"/>
+            <w:shd w:fill="FFFFFF"/>
+            <w:tcMar>
+              <w:top w:w="90" w:type="dxa"/>
+              <w:bottom w:w="90" w:type="dxa"/>
+              <w:left w:w="110" w:type="dxa"/>
+              <w:right w:w="110" w:type="dxa"/>
+            </w:tcMar>
+            <w:tcBorders>
+              <w:top w:val="single" w:sz="5" w:color="D9D9D9"/>
+              <w:left w:val="single" w:sz="5" w:color="D9D9D9"/>
+              <w:bottom w:val="single" w:sz="5" w:color="D9D9D9"/>
+              <w:right w:val="single" w:sz="5" w:color="D9D9D9"/>
+            </w:tcBorders>
+          </w:tcPr>
+          <w:p>
+            <w:pPr>
+              <w:spacing w:after="40"/>
+            </w:pPr>
+            <w:r>
+              <w:rPr>
+                <w:rFonts w:ascii="Calibri" w:hAnsi="Calibri"/>
+                <w:sz w:val="21"/>
+              </w:rPr>
+              <w:t xml:space="preserve">Serranidae</w:t>
+            </w:r>
+          </w:p>
+        </w:tc>
+        <w:tc>
+          <w:tcPr>
+            <w:tcW w:type="dxa" w:w="6710"/>
+            <w:vAlign w:val="center"/>
+            <w:shd w:fill="FFFFFF"/>
+            <w:tcMar>
+              <w:top w:w="90" w:type="dxa"/>
+              <w:bottom w:w="90" w:type="dxa"/>
+              <w:left w:w="110" w:type="dxa"/>
+              <w:right w:w="110" w:type="dxa"/>
+            </w:tcMar>
+            <w:tcBorders>
+              <w:top w:val="single" w:sz="5" w:color="D9D9D9"/>
+              <w:left w:val="single" w:sz="5" w:color="D9D9D9"/>
+              <w:bottom w:val="single" w:sz="5" w:color="D9D9D9"/>
+              <w:right w:val="single" w:sz="5" w:color="D9D9D9"/>
+            </w:tcBorders>
+          </w:tcPr>
+          <w:p>
+            <w:pPr>
+              <w:spacing w:after="40"/>
+            </w:pPr>
+            <w:r>
+              <w:rPr>
+                <w:rFonts w:ascii="Calibri" w:hAnsi="Calibri"/>
+                <w:sz w:val="21"/>
+              </w:rPr>
+              <w:t xml:space="preserve">The historical basses/groupers category includes Epinephelus, now Epinephelidae, while other basses are unlisted. The grouper/snapper stage union is a proxy for an unresolved taxonomic and feeding mixture; model-catch proportions are assumed.</w:t>
+            </w:r>
+          </w:p>
+        </w:tc>
+      </w:tr>
+      <w:tr>
+        <w:trPr>
+          <w:cantSplit/>
+        </w:trPr>
+        <w:tc>
+          <w:tcPr>
+            <w:tcW w:type="dxa" w:w="3298"/>
+            <w:vAlign w:val="center"/>
+            <w:shd w:fill="FFFFFF"/>
+            <w:tcMar>
+              <w:top w:w="90" w:type="dxa"/>
+              <w:bottom w:w="90" w:type="dxa"/>
+              <w:left w:w="110" w:type="dxa"/>
+              <w:right w:w="110" w:type="dxa"/>
+            </w:tcMar>
+            <w:tcBorders>
+              <w:top w:val="single" w:sz="5" w:color="D9D9D9"/>
+              <w:left w:val="single" w:sz="5" w:color="D9D9D9"/>
+              <w:bottom w:val="single" w:sz="5" w:color="D9D9D9"/>
+              <w:right w:val="single" w:sz="5" w:color="D9D9D9"/>
+            </w:tcBorders>
+          </w:tcPr>
+          <w:p>
+            <w:pPr>
+              <w:spacing w:after="40"/>
+            </w:pPr>
+            <w:r>
+              <w:rPr>
+                <w:rFonts w:ascii="Calibri" w:hAnsi="Calibri"/>
+                <w:sz w:val="21"/>
+              </w:rPr>
+              <w:t xml:space="preserve">Alepes</w:t>
+            </w:r>
+          </w:p>
+        </w:tc>
+        <w:tc>
+          <w:tcPr>
+            <w:tcW w:type="dxa" w:w="6710"/>
+            <w:vAlign w:val="center"/>
+            <w:shd w:fill="FFFFFF"/>
+            <w:tcMar>
+              <w:top w:w="90" w:type="dxa"/>
+              <w:bottom w:w="90" w:type="dxa"/>
+              <w:left w:w="110" w:type="dxa"/>
+              <w:right w:w="110" w:type="dxa"/>
+            </w:tcMar>
+            <w:tcBorders>
+              <w:top w:val="single" w:sz="5" w:color="D9D9D9"/>
+              <w:left w:val="single" w:sz="5" w:color="D9D9D9"/>
+              <w:bottom w:val="single" w:sz="5" w:color="D9D9D9"/>
+              <w:right w:val="single" w:sz="5" w:color="D9D9D9"/>
+            </w:tcBorders>
+          </w:tcPr>
+          <w:p>
+            <w:pPr>
+              <w:spacing w:after="40"/>
+            </w:pPr>
+            <w:r>
+              <w:rPr>
+                <w:rFonts w:ascii="Calibri" w:hAnsi="Calibri"/>
+                <w:sz w:val="21"/>
+              </w:rPr>
+              <w:t xml:space="preserve">Scad provides a coastal schooling Decapterus connection, but reef habitat, feeding and species composition differ. No direct source membership is documented; the whole taxon is placed in Scad.</w:t>
+            </w:r>
+          </w:p>
+        </w:tc>
+      </w:tr>
+      <w:tr>
+        <w:trPr>
+          <w:cantSplit/>
+        </w:trPr>
+        <w:tc>
+          <w:tcPr>
+            <w:tcW w:type="dxa" w:w="3298"/>
+            <w:vAlign w:val="center"/>
+            <w:shd w:fill="FFFFFF"/>
+            <w:tcMar>
+              <w:top w:w="90" w:type="dxa"/>
+              <w:bottom w:w="90" w:type="dxa"/>
+              <w:left w:w="110" w:type="dxa"/>
+              <w:right w:w="110" w:type="dxa"/>
+            </w:tcMar>
+            <w:tcBorders>
+              <w:top w:val="single" w:sz="5" w:color="D9D9D9"/>
+              <w:left w:val="single" w:sz="5" w:color="D9D9D9"/>
+              <w:bottom w:val="single" w:sz="5" w:color="D9D9D9"/>
+              <w:right w:val="single" w:sz="5" w:color="D9D9D9"/>
+            </w:tcBorders>
+          </w:tcPr>
+          <w:p>
+            <w:pPr>
+              <w:spacing w:after="40"/>
+            </w:pPr>
+            <w:r>
+              <w:rPr>
+                <w:rFonts w:ascii="Calibri" w:hAnsi="Calibri"/>
+                <w:sz w:val="21"/>
+              </w:rPr>
+              <w:t xml:space="preserve">Marine groundfishes not identified</w:t>
+            </w:r>
+          </w:p>
+        </w:tc>
+        <w:tc>
+          <w:tcPr>
+            <w:tcW w:type="dxa" w:w="6710"/>
+            <w:vAlign w:val="center"/>
+            <w:shd w:fill="FFFFFF"/>
+            <w:tcMar>
+              <w:top w:w="90" w:type="dxa"/>
+              <w:bottom w:w="90" w:type="dxa"/>
+              <w:left w:w="110" w:type="dxa"/>
+              <w:right w:w="110" w:type="dxa"/>
+            </w:tcMar>
+            <w:tcBorders>
+              <w:top w:val="single" w:sz="5" w:color="D9D9D9"/>
+              <w:left w:val="single" w:sz="5" w:color="D9D9D9"/>
+              <w:bottom w:val="single" w:sz="5" w:color="D9D9D9"/>
+              <w:right w:val="single" w:sz="5" w:color="D9D9D9"/>
+            </w:tcBorders>
+          </w:tcPr>
+          <w:p>
+            <w:pPr>
+              <w:spacing w:after="40"/>
+            </w:pPr>
+            <w:r>
+              <w:rPr>
+                <w:rFonts w:ascii="Calibri" w:hAnsi="Calibri"/>
+                <w:sz w:val="21"/>
+              </w:rPr>
+              <w:t xml:space="preserve">Plausible demersal and juvenile pools are retained, but the large-piscivore pool also contains pelagic Chirocentrus/Sphyraena. Unknown residual composition and mixed guilds require fixed 1980 model-catch proportions.</w:t>
+            </w:r>
+          </w:p>
+        </w:tc>
+      </w:tr>
+      <w:tr>
+        <w:trPr>
+          <w:cantSplit/>
+        </w:trPr>
+        <w:tc>
+          <w:tcPr>
+            <w:tcW w:type="dxa" w:w="3298"/>
+            <w:vAlign w:val="center"/>
+            <w:shd w:fill="FFFFFF"/>
+            <w:tcMar>
+              <w:top w:w="90" w:type="dxa"/>
+              <w:bottom w:w="90" w:type="dxa"/>
+              <w:left w:w="110" w:type="dxa"/>
+              <w:right w:w="110" w:type="dxa"/>
+            </w:tcMar>
+            <w:tcBorders>
+              <w:top w:val="single" w:sz="5" w:color="D9D9D9"/>
+              <w:left w:val="single" w:sz="5" w:color="D9D9D9"/>
+              <w:bottom w:val="single" w:sz="5" w:color="D9D9D9"/>
+              <w:right w:val="single" w:sz="5" w:color="D9D9D9"/>
+            </w:tcBorders>
+          </w:tcPr>
+          <w:p>
+            <w:pPr>
+              <w:spacing w:after="40"/>
+            </w:pPr>
+            <w:r>
+              <w:rPr>
+                <w:rFonts w:ascii="Calibri" w:hAnsi="Calibri"/>
+                <w:sz w:val="21"/>
+              </w:rPr>
+              <w:t xml:space="preserve">Caesio; Caesionidae</w:t>
+            </w:r>
+          </w:p>
+        </w:tc>
+        <w:tc>
+          <w:tcPr>
+            <w:tcW w:type="dxa" w:w="6710"/>
+            <w:vAlign w:val="center"/>
+            <w:shd w:fill="FFFFFF"/>
+            <w:tcMar>
+              <w:top w:w="90" w:type="dxa"/>
+              <w:bottom w:w="90" w:type="dxa"/>
+              <w:left w:w="110" w:type="dxa"/>
+              <w:right w:w="110" w:type="dxa"/>
+            </w:tcMar>
+            <w:tcBorders>
+              <w:top w:val="single" w:sz="5" w:color="D9D9D9"/>
+              <w:left w:val="single" w:sz="5" w:color="D9D9D9"/>
+              <w:bottom w:val="single" w:sz="5" w:color="D9D9D9"/>
+              <w:right w:val="single" w:sz="5" w:color="D9D9D9"/>
+            </w:tcBorders>
+          </w:tcPr>
+          <w:p>
+            <w:pPr>
+              <w:spacing w:after="40"/>
+            </w:pPr>
+            <w:r>
+              <w:rPr>
+                <w:rFonts w:ascii="Calibri" w:hAnsi="Calibri"/>
+                <w:sz w:val="21"/>
+              </w:rPr>
+              <w:t xml:space="preserve">Small pelagics provides a coastal schooling sardine/anchovy connection. Reef habitat, feeding and species composition differ; fusiliers are not directly named. The whole taxon is placed in that analogue.</w:t>
+            </w:r>
+          </w:p>
+        </w:tc>
+      </w:tr>
+      <w:tr>
+        <w:trPr>
+          <w:cantSplit/>
+        </w:trPr>
+        <w:tc>
+          <w:tcPr>
+            <w:tcW w:type="dxa" w:w="3298"/>
+            <w:vAlign w:val="center"/>
+            <w:shd w:fill="FFFFFF"/>
+            <w:tcMar>
+              <w:top w:w="90" w:type="dxa"/>
+              <w:bottom w:w="90" w:type="dxa"/>
+              <w:left w:w="110" w:type="dxa"/>
+              <w:right w:w="110" w:type="dxa"/>
+            </w:tcMar>
+            <w:tcBorders>
+              <w:top w:val="single" w:sz="5" w:color="D9D9D9"/>
+              <w:left w:val="single" w:sz="5" w:color="D9D9D9"/>
+              <w:bottom w:val="single" w:sz="5" w:color="D9D9D9"/>
+              <w:right w:val="single" w:sz="5" w:color="D9D9D9"/>
+            </w:tcBorders>
+          </w:tcPr>
+          <w:p>
+            <w:pPr>
+              <w:spacing w:after="40"/>
+            </w:pPr>
+            <w:r>
+              <w:rPr>
+                <w:rFonts w:ascii="Calibri" w:hAnsi="Calibri"/>
+                <w:sz w:val="21"/>
+              </w:rPr>
+              <w:t xml:space="preserve">Acanthurus; Mugil; Mugilidae; Scarus; Scatophagus; Scatophagus argus; Siganidae; Siganus; Siganus canaliculatus</w:t>
+            </w:r>
+          </w:p>
+        </w:tc>
+        <w:tc>
+          <w:tcPr>
+            <w:tcW w:type="dxa" w:w="6710"/>
+            <w:vAlign w:val="center"/>
+            <w:shd w:fill="FFFFFF"/>
+            <w:tcMar>
+              <w:top w:w="90" w:type="dxa"/>
+              <w:bottom w:w="90" w:type="dxa"/>
+              <w:left w:w="110" w:type="dxa"/>
+              <w:right w:w="110" w:type="dxa"/>
+            </w:tcMar>
+            <w:tcBorders>
+              <w:top w:val="single" w:sz="5" w:color="D9D9D9"/>
+              <w:left w:val="single" w:sz="5" w:color="D9D9D9"/>
+              <w:bottom w:val="single" w:sz="5" w:color="D9D9D9"/>
+              <w:right w:val="single" w:sz="5" w:color="D9D9D9"/>
+            </w:tcBorders>
+          </w:tcPr>
+          <w:p>
+            <w:pPr>
+              <w:spacing w:after="40"/>
+            </w:pPr>
+            <w:r>
+              <w:rPr>
+                <w:rFonts w:ascii="Calibri" w:hAnsi="Calibri"/>
+                <w:sz w:val="21"/>
+              </w:rPr>
+              <w:t xml:space="preserve">These unlisted coastal herbivores/omnivores have a residual-catch connection to O.fish (trash fish). Its species composition and feeding fit are unverified. Named piscivore/benthivore pools offer weaker connections; each whole taxon is assigned to O.fish.</w:t>
+            </w:r>
+          </w:p>
+        </w:tc>
+      </w:tr>
+      <w:tr>
+        <w:trPr>
+          <w:cantSplit/>
+        </w:trPr>
+        <w:tc>
+          <w:tcPr>
+            <w:tcW w:type="dxa" w:w="3298"/>
+            <w:vAlign w:val="center"/>
+            <w:shd w:fill="FFFFFF"/>
+            <w:tcMar>
+              <w:top w:w="90" w:type="dxa"/>
+              <w:bottom w:w="90" w:type="dxa"/>
+              <w:left w:w="110" w:type="dxa"/>
+              <w:right w:w="110" w:type="dxa"/>
+            </w:tcMar>
+            <w:tcBorders>
+              <w:top w:val="single" w:sz="5" w:color="D9D9D9"/>
+              <w:left w:val="single" w:sz="5" w:color="D9D9D9"/>
+              <w:bottom w:val="single" w:sz="5" w:color="D9D9D9"/>
+              <w:right w:val="single" w:sz="5" w:color="D9D9D9"/>
+            </w:tcBorders>
+          </w:tcPr>
+          <w:p>
+            <w:pPr>
+              <w:spacing w:after="40"/>
+            </w:pPr>
+            <w:r>
+              <w:rPr>
+                <w:rFonts w:ascii="Calibri" w:hAnsi="Calibri"/>
+                <w:sz w:val="21"/>
+              </w:rPr>
+              <w:t xml:space="preserve">Perciformes</w:t>
+            </w:r>
+          </w:p>
+        </w:tc>
+        <w:tc>
+          <w:tcPr>
+            <w:tcW w:type="dxa" w:w="6710"/>
+            <w:vAlign w:val="center"/>
+            <w:shd w:fill="FFFFFF"/>
+            <w:tcMar>
+              <w:top w:w="90" w:type="dxa"/>
+              <w:bottom w:w="90" w:type="dxa"/>
+              <w:left w:w="110" w:type="dxa"/>
+              <w:right w:w="110" w:type="dxa"/>
+            </w:tcMar>
+            <w:tcBorders>
+              <w:top w:val="single" w:sz="5" w:color="D9D9D9"/>
+              <w:left w:val="single" w:sz="5" w:color="D9D9D9"/>
+              <w:bottom w:val="single" w:sz="5" w:color="D9D9D9"/>
+              <w:right w:val="single" w:sz="5" w:color="D9D9D9"/>
+            </w:tcBorders>
+          </w:tcPr>
+          <w:p>
+            <w:pPr>
+              <w:spacing w:after="40"/>
+            </w:pPr>
+            <w:r>
+              <w:rPr>
+                <w:rFonts w:ascii="Calibri" w:hAnsi="Calibri"/>
+                <w:sz w:val="21"/>
+              </w:rPr>
+              <w:t xml:space="preserve">The historical perch-like reporting category spans scombrids, carangids and reef/demersal guilds; the current narrow order does not define that mixture. Source piscivore pools also include other orders. Model-catch proportions assume fixed composition.</w:t>
+            </w:r>
+          </w:p>
+        </w:tc>
+      </w:tr>
+      <w:tr>
+        <w:trPr>
+          <w:cantSplit/>
+        </w:trPr>
+        <w:tc>
+          <w:tcPr>
+            <w:tcW w:type="dxa" w:w="3298"/>
+            <w:vAlign w:val="center"/>
+            <w:shd w:fill="FFFFFF"/>
+            <w:tcMar>
+              <w:top w:w="90" w:type="dxa"/>
+              <w:bottom w:w="90" w:type="dxa"/>
+              <w:left w:w="110" w:type="dxa"/>
+              <w:right w:w="110" w:type="dxa"/>
+            </w:tcMar>
+            <w:tcBorders>
+              <w:top w:val="single" w:sz="5" w:color="D9D9D9"/>
+              <w:left w:val="single" w:sz="5" w:color="D9D9D9"/>
+              <w:bottom w:val="single" w:sz="5" w:color="D9D9D9"/>
+              <w:right w:val="single" w:sz="5" w:color="D9D9D9"/>
+            </w:tcBorders>
+          </w:tcPr>
+          <w:p>
+            <w:pPr>
+              <w:spacing w:after="40"/>
+            </w:pPr>
+            <w:r>
+              <w:rPr>
+                <w:rFonts w:ascii="Calibri" w:hAnsi="Calibri"/>
+                <w:sz w:val="21"/>
+              </w:rPr>
+              <w:t xml:space="preserve">Chondrichthyes</w:t>
+            </w:r>
+          </w:p>
+        </w:tc>
+        <w:tc>
+          <w:tcPr>
+            <w:tcW w:type="dxa" w:w="6710"/>
+            <w:vAlign w:val="center"/>
+            <w:shd w:fill="FFFFFF"/>
+            <w:tcMar>
+              <w:top w:w="90" w:type="dxa"/>
+              <w:bottom w:w="90" w:type="dxa"/>
+              <w:left w:w="110" w:type="dxa"/>
+              <w:right w:w="110" w:type="dxa"/>
+            </w:tcMar>
+            <w:tcBorders>
+              <w:top w:val="single" w:sz="5" w:color="D9D9D9"/>
+              <w:left w:val="single" w:sz="5" w:color="D9D9D9"/>
+              <w:bottom w:val="single" w:sz="5" w:color="D9D9D9"/>
+              <w:right w:val="single" w:sz="5" w:color="D9D9D9"/>
+            </w:tcBorders>
+          </w:tcPr>
+          <w:p>
+            <w:pPr>
+              <w:spacing w:after="40"/>
+            </w:pPr>
+            <w:r>
+              <w:rPr>
+                <w:rFonts w:ascii="Calibri" w:hAnsi="Calibri"/>
+                <w:sz w:val="21"/>
+              </w:rPr>
+              <w:t xml:space="preserve">Shark stages and rays approximate the reporting category; chimaeras have no documented source group. Species/stage composition is unknown. Historical whole-guild donor fractions have country, gear and period mismatches and remain Low allocation proxies.</w:t>
+            </w:r>
+          </w:p>
+        </w:tc>
+      </w:tr>
+      <w:tr>
+        <w:trPr>
+          <w:cantSplit/>
+        </w:trPr>
+        <w:tc>
+          <w:tcPr>
+            <w:tcW w:type="dxa" w:w="3298"/>
+            <w:vAlign w:val="center"/>
+            <w:shd w:fill="FFFFFF"/>
+            <w:tcMar>
+              <w:top w:w="90" w:type="dxa"/>
+              <w:bottom w:w="90" w:type="dxa"/>
+              <w:left w:w="110" w:type="dxa"/>
+              <w:right w:w="110" w:type="dxa"/>
+            </w:tcMar>
+            <w:tcBorders>
+              <w:top w:val="single" w:sz="5" w:color="D9D9D9"/>
+              <w:left w:val="single" w:sz="5" w:color="D9D9D9"/>
+              <w:bottom w:val="single" w:sz="5" w:color="D9D9D9"/>
+              <w:right w:val="single" w:sz="5" w:color="D9D9D9"/>
+            </w:tcBorders>
+          </w:tcPr>
+          <w:p>
+            <w:pPr>
+              <w:spacing w:after="40"/>
+            </w:pPr>
+            <w:r>
+              <w:rPr>
+                <w:rFonts w:ascii="Calibri" w:hAnsi="Calibri"/>
+                <w:sz w:val="21"/>
+              </w:rPr>
+              <w:t xml:space="preserve">Decapoda; Malacostraca; Miscellaneous aquatic invertebrates; Miscellaneous marine crustaceans; Mollusca</w:t>
+            </w:r>
+          </w:p>
+        </w:tc>
+        <w:tc>
+          <w:tcPr>
+            <w:tcW w:type="dxa" w:w="6710"/>
+            <w:vAlign w:val="center"/>
+            <w:shd w:fill="FFFFFF"/>
+            <w:tcMar>
+              <w:top w:w="90" w:type="dxa"/>
+              <w:bottom w:w="90" w:type="dxa"/>
+              <w:left w:w="110" w:type="dxa"/>
+              <w:right w:w="110" w:type="dxa"/>
+            </w:tcMar>
+            <w:tcBorders>
+              <w:top w:val="single" w:sz="5" w:color="D9D9D9"/>
+              <w:left w:val="single" w:sz="5" w:color="D9D9D9"/>
+              <w:bottom w:val="single" w:sz="5" w:color="D9D9D9"/>
+              <w:right w:val="single" w:sz="5" w:color="D9D9D9"/>
+            </w:tcBorders>
+          </w:tcPr>
+          <w:p>
+            <w:pPr>
+              <w:spacing w:after="40"/>
+            </w:pPr>
+            <w:r>
+              <w:rPr>
+                <w:rFonts w:ascii="Calibri" w:hAnsi="Calibri"/>
+                <w:sz w:val="21"/>
+              </w:rPr>
+              <w:t xml:space="preserve">Compatible named invertebrate, benthic and planktonic stage pools provide a practical connection. The full reported composition is unenumerated, so eligible pools and species/stage mix are approximate. Fixed 1980 model-catch proportions are assumed.</w:t>
+            </w:r>
+          </w:p>
+        </w:tc>
+      </w:tr>
+      <w:tr>
+        <w:trPr>
+          <w:cantSplit/>
+        </w:trPr>
+        <w:tc>
+          <w:tcPr>
+            <w:tcW w:type="dxa" w:w="3298"/>
+            <w:vAlign w:val="center"/>
+            <w:shd w:fill="FFFFFF"/>
+            <w:tcMar>
+              <w:top w:w="90" w:type="dxa"/>
+              <w:bottom w:w="90" w:type="dxa"/>
+              <w:left w:w="110" w:type="dxa"/>
+              <w:right w:w="110" w:type="dxa"/>
+            </w:tcMar>
+            <w:tcBorders>
+              <w:top w:val="single" w:sz="5" w:color="D9D9D9"/>
+              <w:left w:val="single" w:sz="5" w:color="D9D9D9"/>
+              <w:bottom w:val="single" w:sz="5" w:color="D9D9D9"/>
+              <w:right w:val="single" w:sz="5" w:color="D9D9D9"/>
+            </w:tcBorders>
+          </w:tcPr>
+          <w:p>
+            <w:pPr>
+              <w:spacing w:after="40"/>
+            </w:pPr>
+            <w:r>
+              <w:rPr>
+                <w:rFonts w:ascii="Calibri" w:hAnsi="Calibri"/>
+                <w:sz w:val="21"/>
+              </w:rPr>
+              <w:t xml:space="preserve">Coryphaena hippurus</w:t>
+            </w:r>
+          </w:p>
+        </w:tc>
+        <w:tc>
+          <w:tcPr>
+            <w:tcW w:type="dxa" w:w="6710"/>
+            <w:vAlign w:val="center"/>
+            <w:shd w:fill="FFFFFF"/>
+            <w:tcMar>
+              <w:top w:w="90" w:type="dxa"/>
+              <w:bottom w:w="90" w:type="dxa"/>
+              <w:left w:w="110" w:type="dxa"/>
+              <w:right w:w="110" w:type="dxa"/>
+            </w:tcMar>
+            <w:tcBorders>
+              <w:top w:val="single" w:sz="5" w:color="D9D9D9"/>
+              <w:left w:val="single" w:sz="5" w:color="D9D9D9"/>
+              <w:bottom w:val="single" w:sz="5" w:color="D9D9D9"/>
+              <w:right w:val="single" w:sz="5" w:color="D9D9D9"/>
+            </w:tcBorders>
+          </w:tcPr>
+          <w:p>
+            <w:pPr>
+              <w:spacing w:after="40"/>
+            </w:pPr>
+            <w:r>
+              <w:rPr>
+                <w:rFonts w:ascii="Calibri" w:hAnsi="Calibri"/>
+                <w:sz w:val="21"/>
+              </w:rPr>
+              <w:t xml:space="preserve">The large-predator stage pair connects to source coastal piscivores, but dolphinfish is unlisted and Tuna is a plausible competing pelagic analogue. Surface habitat and source composition differ. The accepted stage split uses fixed 1980 model-catch proportions.</w:t>
+            </w:r>
+          </w:p>
+        </w:tc>
+      </w:tr>
+      <w:tr>
+        <w:trPr>
+          <w:cantSplit/>
+        </w:trPr>
+        <w:tc>
+          <w:tcPr>
+            <w:tcW w:type="dxa" w:w="3298"/>
+            <w:vAlign w:val="center"/>
+            <w:shd w:fill="FFFFFF"/>
+            <w:tcMar>
+              <w:top w:w="90" w:type="dxa"/>
+              <w:bottom w:w="90" w:type="dxa"/>
+              <w:left w:w="110" w:type="dxa"/>
+              <w:right w:w="110" w:type="dxa"/>
+            </w:tcMar>
+            <w:tcBorders>
+              <w:top w:val="single" w:sz="5" w:color="D9D9D9"/>
+              <w:left w:val="single" w:sz="5" w:color="D9D9D9"/>
+              <w:bottom w:val="single" w:sz="5" w:color="D9D9D9"/>
+              <w:right w:val="single" w:sz="5" w:color="D9D9D9"/>
+            </w:tcBorders>
+          </w:tcPr>
+          <w:p>
+            <w:pPr>
+              <w:spacing w:after="40"/>
+            </w:pPr>
+            <w:r>
+              <w:rPr>
+                <w:rFonts w:ascii="Calibri" w:hAnsi="Calibri"/>
+                <w:sz w:val="21"/>
+              </w:rPr>
+              <w:t xml:space="preserve">Istiompax indica; Istiophoridae; Istiophorus; Istiophorus platypterus; Kajikia audax; Makaira; Makaira mazara; Tetrapturus angustirostris; Xiphias gladius</w:t>
+            </w:r>
+          </w:p>
+        </w:tc>
+        <w:tc>
+          <w:tcPr>
+            <w:tcW w:type="dxa" w:w="6710"/>
+            <w:vAlign w:val="center"/>
+            <w:shd w:fill="FFFFFF"/>
+            <w:tcMar>
+              <w:top w:w="90" w:type="dxa"/>
+              <w:bottom w:w="90" w:type="dxa"/>
+              <w:left w:w="110" w:type="dxa"/>
+              <w:right w:w="110" w:type="dxa"/>
+            </w:tcMar>
+            <w:tcBorders>
+              <w:top w:val="single" w:sz="5" w:color="D9D9D9"/>
+              <w:left w:val="single" w:sz="5" w:color="D9D9D9"/>
+              <w:bottom w:val="single" w:sz="5" w:color="D9D9D9"/>
+              <w:right w:val="single" w:sz="5" w:color="D9D9D9"/>
+            </w:tcBorders>
+          </w:tcPr>
+          <w:p>
+            <w:pPr>
+              <w:spacing w:after="40"/>
+            </w:pPr>
+            <w:r>
+              <w:rPr>
+                <w:rFonts w:ascii="Calibri" w:hAnsi="Calibri"/>
+                <w:sz w:val="21"/>
+              </w:rPr>
+              <w:t xml:space="preserve">The 1993 predecessor places billfish with tuna in Large pelagics, supporting a crosswalk to focal Tuna. Focal members are coastal tuna examples; oceanic/deeper habitat and narrower taxonomy limit the analogy. No focal billfish membership or donor coefficients are implied.</w:t>
+            </w:r>
+          </w:p>
+        </w:tc>
+      </w:tr>
+      <w:tr>
+        <w:trPr>
+          <w:cantSplit/>
+        </w:trPr>
+        <w:tc>
+          <w:tcPr>
+            <w:tcW w:type="dxa" w:w="3298"/>
+            <w:vAlign w:val="center"/>
+            <w:shd w:fill="FFFFFF"/>
+            <w:tcMar>
+              <w:top w:w="90" w:type="dxa"/>
+              <w:bottom w:w="90" w:type="dxa"/>
+              <w:left w:w="110" w:type="dxa"/>
+              <w:right w:w="110" w:type="dxa"/>
+            </w:tcMar>
+            <w:tcBorders>
+              <w:top w:val="single" w:sz="5" w:color="D9D9D9"/>
+              <w:left w:val="single" w:sz="5" w:color="D9D9D9"/>
+              <w:bottom w:val="single" w:sz="5" w:color="D9D9D9"/>
+              <w:right w:val="single" w:sz="5" w:color="D9D9D9"/>
+            </w:tcBorders>
+          </w:tcPr>
+          <w:p>
+            <w:pPr>
+              <w:spacing w:after="40"/>
+            </w:pPr>
+            <w:r>
+              <w:rPr>
+                <w:rFonts w:ascii="Calibri" w:hAnsi="Calibri"/>
+                <w:sz w:val="21"/>
+              </w:rPr>
+              <w:t xml:space="preserve">Marine pelagic fishes not identified</w:t>
+            </w:r>
+          </w:p>
+        </w:tc>
+        <w:tc>
+          <w:tcPr>
+            <w:tcW w:type="dxa" w:w="6710"/>
+            <w:vAlign w:val="center"/>
+            <w:shd w:fill="FFFFFF"/>
+            <w:tcMar>
+              <w:top w:w="90" w:type="dxa"/>
+              <w:bottom w:w="90" w:type="dxa"/>
+              <w:left w:w="110" w:type="dxa"/>
+              <w:right w:w="110" w:type="dxa"/>
+            </w:tcMar>
+            <w:tcBorders>
+              <w:top w:val="single" w:sz="5" w:color="D9D9D9"/>
+              <w:left w:val="single" w:sz="5" w:color="D9D9D9"/>
+              <w:bottom w:val="single" w:sz="5" w:color="D9D9D9"/>
+              <w:right w:val="single" w:sz="5" w:color="D9D9D9"/>
+            </w:tcBorders>
+          </w:tcPr>
+          <w:p>
+            <w:pPr>
+              <w:spacing w:after="40"/>
+            </w:pPr>
+            <w:r>
+              <w:rPr>
+                <w:rFonts w:ascii="Calibri" w:hAnsi="Calibri"/>
+                <w:sz w:val="21"/>
+              </w:rPr>
+              <w:t xml:space="preserve">Named pelagic pools and mixed guilds containing Chirocentrus/Sphyraena or Pampus provide positive source connections. The full residual species/stage mixture is unknown; explicit demersal exclusions do not remove mixed-guild uncertainty. Fixed 1980 model-catch proportions are assumed.</w:t>
+            </w:r>
+          </w:p>
+        </w:tc>
+      </w:tr>
+    </w:tbl>
+    <w:p>
+      <w:r>
+        <w:br w:type="page"/>
+      </w:r>
     </w:p>
     <w:p>
       <w:pPr>
@@ -3634,7 +4543,7 @@
         <w:spacing w:after="40" w:before="0" w:line="240" w:lineRule="auto"/>
       </w:pPr>
       <w:r>
-        <w:t>R is the Sea Around Us target. The accessible focal article establishes a 10–50 m shelf domain but provides no usable boundary here. Pauly &amp; Chuenpagdee 2003 Figure 14-1 gives geographic lineage context with a 50 m contour; its bounded trace is illustrative and does not substitute for focal studyS.</w:t>
+        <w:t xml:space="preserve">Target region R is the Sea Around Us LME. The focal source specifies a 10–50 m shelf domain, but its original study boundary is unavailable. Pauly &amp; Chuenpagdee (2003), Figure 14-1, provides contextual geography; its illustrative trace does not establish the focal study extent.</w:t>
       </w:r>
     </w:p>
     <w:p>
@@ -3763,7 +4672,7 @@
         <w:spacing w:after="40" w:before="0" w:line="240" w:lineRule="auto"/>
       </w:pPr>
       <w:r>
-        <w:t xml:space="preserve">Target R:387,239 km². Blue shows the target; orange is a bounded contextual shelf trace within the visible angular lineage boundary. Coastline/islands are simplified; all eight stated water/land controls pass. </w:t>
+        <w:t xml:space="preserve">Target R: 387,239 km². Blue shows the target; orange shows an approximate contextual shelf trace within the lineage map boundary. Coastline and islands are simplified. </w:t>
       </w:r>
       <w:r>
         <w:t xml:space="preserve"> </w:t>
@@ -3917,7 +4826,7 @@
         <w:spacing w:after="40" w:before="0" w:line="240" w:lineRule="auto"/>
       </w:pPr>
       <w:r>
-        <w:t xml:space="preserve">Contextual trace:112,695 km²; intersection:102,520 km²; contextual A≈26.47%, B≈90.97%. The text's larger 0–50 m band≈150,000 km²/target≈38.74% is a separate area context, not a second measured polygon. Neither supplies the absent 10 m coastal boundary or full focal study extent. No spatial multiplier is applied. </w:t>
+        <w:t xml:space="preserve">Contextual trace: 112,695 km²; intersection: 102,520 km². Contextual A ≈ 26.5%; B ≈ 91.0%. The reported larger 0–50 m band (≈150,000 km², ≈38.7% of R) is separate area context. Neither identifies the missing focal 10 m boundary or full study extent. </w:t>
       </w:r>
       <w:r>
         <w:t xml:space="preserve"> </w:t>
@@ -3950,7 +4859,7 @@
         <w:spacing w:after="40" w:before="0" w:line="240" w:lineRule="auto"/>
       </w:pPr>
       <w:r>
-        <w:t>Original lineage Figure 14-1 (printed 338/PDF 2). Its 50 m contour and angular jurisdiction/location line are geography context. Figure 14-3 is an ecosystem diagram; no focal original-study figure is falsely claimed.</w:t>
+        <w:t xml:space="preserve">Contextual Figure 14-1 from Pauly &amp; Chuenpagdee (2003), printed p.338 / PDF p.2. Its 50 m contour and angular location boundary do not constitute the original focal study map.</w:t>
       </w:r>
       <w:r>
         <w:drawing>
